--- a/src/Tests/Inputs/business/02/input.docx
+++ b/src/Tests/Inputs/business/02/input.docx
@@ -1,6 +1,6 @@
 
 <file path=word/document.xml><?xml version="1.0" encoding="utf-8"?>
-<w:document xmlns:wpc="http://schemas.microsoft.com/office/word/2010/wordprocessingCanvas" xmlns:cx="http://schemas.microsoft.com/office/drawing/2014/chartex" xmlns:cx1="http://schemas.microsoft.com/office/drawing/2015/9/8/chartex" xmlns:cx2="http://schemas.microsoft.com/office/drawing/2015/10/21/chartex" xmlns:cx3="http://schemas.microsoft.com/office/drawing/2016/5/9/chartex" xmlns:cx4="http://schemas.microsoft.com/office/drawing/2016/5/10/chartex" xmlns:cx5="http://schemas.microsoft.com/office/drawing/2016/5/11/chartex" xmlns:cx6="http://schemas.microsoft.com/office/drawing/2016/5/12/chartex" xmlns:cx7="http://schemas.microsoft.com/office/drawing/2016/5/13/chartex" xmlns:cx8="http://schemas.microsoft.com/office/drawing/2016/5/14/chartex" xmlns:mc="http://schemas.openxmlformats.org/markup-compatibility/2006" xmlns:aink="http://schemas.microsoft.com/office/drawing/2016/ink" xmlns:am3d="http://schemas.microsoft.com/office/drawing/2017/model3d" xmlns:o="urn:schemas-microsoft-com:office:office" xmlns:oel="http://schemas.microsoft.com/office/2019/extlst" xmlns:r="http://schemas.openxmlformats.org/officeDocument/2006/relationships" xmlns:m="http://schemas.openxmlformats.org/officeDocument/2006/math" xmlns:v="urn:schemas-microsoft-com:vml" xmlns:wp14="http://schemas.microsoft.com/office/word/2010/wordprocessingDrawing" xmlns:wp="http://schemas.openxmlformats.org/drawingml/2006/wordprocessingDrawing" xmlns:w10="urn:schemas-microsoft-com:office:word" xmlns:w="http://schemas.openxmlformats.org/wordprocessingml/2006/main" xmlns:w14="http://schemas.microsoft.com/office/word/2010/wordml" xmlns:w15="http://schemas.microsoft.com/office/word/2012/wordml" xmlns:w16cex="http://schemas.microsoft.com/office/word/2018/wordml/cex" xmlns:w16cid="http://schemas.microsoft.com/office/word/2016/wordml/cid" xmlns:w16="http://schemas.microsoft.com/office/word/2018/wordml" xmlns:w16sdtdh="http://schemas.microsoft.com/office/word/2020/wordml/sdtdatahash" xmlns:w16se="http://schemas.microsoft.com/office/word/2015/wordml/symex" xmlns:wpg="http://schemas.microsoft.com/office/word/2010/wordprocessingGroup" xmlns:wpi="http://schemas.microsoft.com/office/word/2010/wordprocessingInk" xmlns:wne="http://schemas.microsoft.com/office/word/2006/wordml" xmlns:wps="http://schemas.microsoft.com/office/word/2010/wordprocessingShape" mc:Ignorable="w14 w15 w16se w16cid w16 w16cex w16sdtdh wp14">
+<w:document xmlns:a="http://schemas.openxmlformats.org/drawingml/2006/main" xmlns:adec="http://schemas.microsoft.com/office/drawing/2017/decorative" xmlns:wpc="http://schemas.microsoft.com/office/word/2010/wordprocessingCanvas" xmlns:cx="http://schemas.microsoft.com/office/drawing/2014/chartex" xmlns:cx1="http://schemas.microsoft.com/office/drawing/2015/9/8/chartex" xmlns:cx2="http://schemas.microsoft.com/office/drawing/2015/10/21/chartex" xmlns:cx3="http://schemas.microsoft.com/office/drawing/2016/5/9/chartex" xmlns:cx4="http://schemas.microsoft.com/office/drawing/2016/5/10/chartex" xmlns:cx5="http://schemas.microsoft.com/office/drawing/2016/5/11/chartex" xmlns:cx6="http://schemas.microsoft.com/office/drawing/2016/5/12/chartex" xmlns:cx7="http://schemas.microsoft.com/office/drawing/2016/5/13/chartex" xmlns:cx8="http://schemas.microsoft.com/office/drawing/2016/5/14/chartex" xmlns:mc="http://schemas.openxmlformats.org/markup-compatibility/2006" xmlns:aink="http://schemas.microsoft.com/office/drawing/2016/ink" xmlns:am3d="http://schemas.microsoft.com/office/drawing/2017/model3d" xmlns:o="urn:schemas-microsoft-com:office:office" xmlns:oel="http://schemas.microsoft.com/office/2019/extlst" xmlns:r="http://schemas.openxmlformats.org/officeDocument/2006/relationships" xmlns:m="http://schemas.openxmlformats.org/officeDocument/2006/math" xmlns:v="urn:schemas-microsoft-com:vml" xmlns:wp14="http://schemas.microsoft.com/office/word/2010/wordprocessingDrawing" xmlns:wp="http://schemas.openxmlformats.org/drawingml/2006/wordprocessingDrawing" xmlns:w10="urn:schemas-microsoft-com:office:word" xmlns:w="http://schemas.openxmlformats.org/wordprocessingml/2006/main" xmlns:w14="http://schemas.microsoft.com/office/word/2010/wordml" xmlns:w15="http://schemas.microsoft.com/office/word/2012/wordml" xmlns:w16cex="http://schemas.microsoft.com/office/word/2018/wordml/cex" xmlns:w16cid="http://schemas.microsoft.com/office/word/2016/wordml/cid" xmlns:w16="http://schemas.microsoft.com/office/word/2018/wordml" xmlns:w16sdtdh="http://schemas.microsoft.com/office/word/2020/wordml/sdtdatahash" xmlns:w16se="http://schemas.microsoft.com/office/word/2015/wordml/symex" xmlns:wpg="http://schemas.microsoft.com/office/word/2010/wordprocessingGroup" xmlns:wpi="http://schemas.microsoft.com/office/word/2010/wordprocessingInk" xmlns:wne="http://schemas.microsoft.com/office/word/2006/wordml" xmlns:wps="http://schemas.microsoft.com/office/word/2010/wordprocessingShape" mc:Ignorable="w14 w15 w16se w16cid w16 w16cex w16sdtdh wp14">
   <w:body>
     <w:p>
       <w:pPr>
@@ -34,7 +34,7 @@
         <mc:AlternateContent>
           <mc:Choice Requires="wpg">
             <w:drawing>
-              <wp:anchor distT="0" distB="0" distL="114300" distR="114300" simplePos="0" relativeHeight="251663360" behindDoc="1" locked="1" layoutInCell="1" allowOverlap="1" wp14:anchorId="7C3714F6" wp14:editId="3E9CAC4E">
+              <wp:anchor distT="0" distB="0" distL="114300" distR="114300" simplePos="0" relativeHeight="251663360" behindDoc="1" locked="1" layoutInCell="1" allowOverlap="1" wp14:editId="3E9CAC4E" wp14:anchorId="7C3714F6">
                 <wp:simplePos x="0" y="0"/>
                 <wp:positionH relativeFrom="column">
                   <wp:posOffset>-1143000</wp:posOffset>
@@ -158,9 +158,9 @@
           </mc:Choice>
           <mc:Fallback>
             <w:pict>
-              <v:group w14:anchorId="6A69C0E2" id="Group 2" o:spid="_x0000_s1026" alt="&quot;&quot;" style="position:absolute;margin-left:-90pt;margin-top:159.85pt;width:591.1pt;height:600.5pt;z-index:-251653120;mso-position-vertical-relative:page;mso-width-relative:margin;mso-height-relative:margin" coordsize="75029,76276" o:gfxdata="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">
-                <v:rect id="Rectangle 1" o:spid="_x0000_s1027" style="position:absolute;left:152;width:74877;height:76276;visibility:visible;mso-wrap-style:square;v-text-anchor:middle" o:gfxdata="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" fillcolor="#f0efcd [661]" stroked="f" strokeweight="2pt"/>
-                <v:line id="Straight Connector 4" o:spid="_x0000_s1028" style="position:absolute;visibility:visible;mso-wrap-style:square" from="0,26441" to="66986,26441" o:connectortype="straight" o:gfxdata="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" strokecolor="#a5a5a5 [2414]"/>
+              <v:group id="Group 2" style="position:absolute;margin-left:-90pt;margin-top:159.85pt;width:591.1pt;height:600.5pt;z-index:-251653120;mso-position-vertical-relative:page;mso-width-relative:margin;mso-height-relative:margin" alt="&quot;&quot;" coordsize="75029,76276" o:spid="_x0000_s1026" o:gfxdata="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" w14:anchorId="6A69C0E2">
+                <v:rect id="Rectangle 1" style="position:absolute;left:152;width:74877;height:76276;visibility:visible;mso-wrap-style:square;v-text-anchor:middle" o:spid="_x0000_s1027" fillcolor="#f0efcd [661]" stroked="f" strokeweight="2pt" o:gfxdata="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"/>
+                <v:line id="Straight Connector 4" style="position:absolute;visibility:visible;mso-wrap-style:square" o:spid="_x0000_s1028" strokecolor="#a5a5a5 [2414]" o:connectortype="straight" o:gfxdata="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" from="0,26441" to="66986,26441"/>
                 <w10:wrap anchory="page"/>
                 <w10:anchorlock/>
               </v:group>
@@ -174,12 +174,12 @@
         <w:tblStyle w:val="TableGridLight"/>
         <w:tblW w:w="5000" w:type="pct"/>
         <w:tblBorders>
-          <w:top w:val="none" w:sz="0" w:space="0" w:color="auto"/>
-          <w:left w:val="none" w:sz="0" w:space="0" w:color="auto"/>
-          <w:bottom w:val="none" w:sz="0" w:space="0" w:color="auto"/>
-          <w:right w:val="none" w:sz="0" w:space="0" w:color="auto"/>
-          <w:insideH w:val="none" w:sz="0" w:space="0" w:color="auto"/>
-          <w:insideV w:val="none" w:sz="0" w:space="0" w:color="auto"/>
+          <w:top w:val="none" w:color="auto" w:sz="0" w:space="0"/>
+          <w:left w:val="none" w:color="auto" w:sz="0" w:space="0"/>
+          <w:bottom w:val="none" w:color="auto" w:sz="0" w:space="0"/>
+          <w:right w:val="none" w:color="auto" w:sz="0" w:space="0"/>
+          <w:insideH w:val="none" w:color="auto" w:sz="0" w:space="0"/>
+          <w:insideV w:val="none" w:color="auto" w:sz="0" w:space="0"/>
         </w:tblBorders>
         <w:tblCellMar>
           <w:left w:w="0" w:type="dxa"/>
@@ -231,12 +231,12 @@
         <w:tblStyle w:val="TableGrid"/>
         <w:tblW w:w="5000" w:type="pct"/>
         <w:tblBorders>
-          <w:top w:val="none" w:sz="0" w:space="0" w:color="auto"/>
-          <w:left w:val="none" w:sz="0" w:space="0" w:color="auto"/>
-          <w:bottom w:val="none" w:sz="0" w:space="0" w:color="auto"/>
-          <w:right w:val="none" w:sz="0" w:space="0" w:color="auto"/>
-          <w:insideH w:val="none" w:sz="0" w:space="0" w:color="auto"/>
-          <w:insideV w:val="none" w:sz="0" w:space="0" w:color="auto"/>
+          <w:top w:val="none" w:color="auto" w:sz="0" w:space="0"/>
+          <w:left w:val="none" w:color="auto" w:sz="0" w:space="0"/>
+          <w:bottom w:val="none" w:color="auto" w:sz="0" w:space="0"/>
+          <w:right w:val="none" w:color="auto" w:sz="0" w:space="0"/>
+          <w:insideH w:val="none" w:color="auto" w:sz="0" w:space="0"/>
+          <w:insideV w:val="none" w:color="auto" w:sz="0" w:space="0"/>
         </w:tblBorders>
         <w:tblCellMar>
           <w:left w:w="0" w:type="dxa"/>
